--- a/materials/questions/out/IDB201_Progress_Test_1.docx
+++ b/materials/questions/out/IDB201_Progress_Test_1.docx
@@ -751,7 +751,16 @@
         <w:t xml:space="preserve">4. </w:t>
       </w:r>
       <w:r>
-        <w:t xml:space="preserve">How many tuples does r ⋈ s contain?</w:t>
+        <w:t xml:space="preserve">How many tuples does r </w:t>
+      </w:r>
+      <w:r>
+        <w:rPr>
+          <w:rFonts w:ascii="Cambria Math" w:cs="Cambria Math" w:eastAsia="Cambria Math" w:hAnsi="Cambria Math"/>
+        </w:rPr>
+        <w:t xml:space="preserve">⋈</w:t>
+      </w:r>
+      <w:r>
+        <w:t xml:space="preserve"> s contain?</w:t>
       </w:r>
     </w:p>
     <w:p>
@@ -882,7 +891,22 @@
         <w:t xml:space="preserve">A. </w:t>
       </w:r>
       <w:r>
-        <w:t xml:space="preserve">Π_ID(instructor ⋈ teaches)</w:t>
+        <w:rPr>
+          <w:rFonts w:ascii="Cambria Math" w:cs="Cambria Math" w:eastAsia="Cambria Math" w:hAnsi="Cambria Math"/>
+        </w:rPr>
+        <w:t xml:space="preserve">Π</w:t>
+      </w:r>
+      <w:r>
+        <w:t xml:space="preserve">_ID(instructor </w:t>
+      </w:r>
+      <w:r>
+        <w:rPr>
+          <w:rFonts w:ascii="Cambria Math" w:cs="Cambria Math" w:eastAsia="Cambria Math" w:hAnsi="Cambria Math"/>
+        </w:rPr>
+        <w:t xml:space="preserve">⋈</w:t>
+      </w:r>
+      <w:r>
+        <w:t xml:space="preserve"> teaches)</w:t>
       </w:r>
     </w:p>
     <w:p>
@@ -899,7 +923,31 @@
         <w:t xml:space="preserve">B. </w:t>
       </w:r>
       <w:r>
-        <w:t xml:space="preserve">Π_ID(teaches) − Π_ID(instructor)</w:t>
+        <w:rPr>
+          <w:rFonts w:ascii="Cambria Math" w:cs="Cambria Math" w:eastAsia="Cambria Math" w:hAnsi="Cambria Math"/>
+        </w:rPr>
+        <w:t xml:space="preserve">Π</w:t>
+      </w:r>
+      <w:r>
+        <w:t xml:space="preserve">_ID(teaches) </w:t>
+      </w:r>
+      <w:r>
+        <w:rPr>
+          <w:rFonts w:ascii="Cambria Math" w:cs="Cambria Math" w:eastAsia="Cambria Math" w:hAnsi="Cambria Math"/>
+        </w:rPr>
+        <w:t xml:space="preserve">−</w:t>
+      </w:r>
+      <w:r>
+        <w:t xml:space="preserve"> </w:t>
+      </w:r>
+      <w:r>
+        <w:rPr>
+          <w:rFonts w:ascii="Cambria Math" w:cs="Cambria Math" w:eastAsia="Cambria Math" w:hAnsi="Cambria Math"/>
+        </w:rPr>
+        <w:t xml:space="preserve">Π</w:t>
+      </w:r>
+      <w:r>
+        <w:t xml:space="preserve">_ID(instructor)</w:t>
       </w:r>
     </w:p>
     <w:p>
@@ -916,7 +964,22 @@
         <w:t xml:space="preserve">C. </w:t>
       </w:r>
       <w:r>
-        <w:t xml:space="preserve">σ_course_id = null(instructor ⋈ teaches)</w:t>
+        <w:rPr>
+          <w:rFonts w:ascii="Cambria Math" w:cs="Cambria Math" w:eastAsia="Cambria Math" w:hAnsi="Cambria Math"/>
+        </w:rPr>
+        <w:t xml:space="preserve">σ</w:t>
+      </w:r>
+      <w:r>
+        <w:t xml:space="preserve">_course_id = null(instructor </w:t>
+      </w:r>
+      <w:r>
+        <w:rPr>
+          <w:rFonts w:ascii="Cambria Math" w:cs="Cambria Math" w:eastAsia="Cambria Math" w:hAnsi="Cambria Math"/>
+        </w:rPr>
+        <w:t xml:space="preserve">⋈</w:t>
+      </w:r>
+      <w:r>
+        <w:t xml:space="preserve"> teaches)</w:t>
       </w:r>
     </w:p>
     <w:p>
@@ -933,7 +996,31 @@
         <w:t xml:space="preserve">D. </w:t>
       </w:r>
       <w:r>
-        <w:t xml:space="preserve">Π_ID(instructor) − Π_ID(teaches)</w:t>
+        <w:rPr>
+          <w:rFonts w:ascii="Cambria Math" w:cs="Cambria Math" w:eastAsia="Cambria Math" w:hAnsi="Cambria Math"/>
+        </w:rPr>
+        <w:t xml:space="preserve">Π</w:t>
+      </w:r>
+      <w:r>
+        <w:t xml:space="preserve">_ID(instructor) </w:t>
+      </w:r>
+      <w:r>
+        <w:rPr>
+          <w:rFonts w:ascii="Cambria Math" w:cs="Cambria Math" w:eastAsia="Cambria Math" w:hAnsi="Cambria Math"/>
+        </w:rPr>
+        <w:t xml:space="preserve">−</w:t>
+      </w:r>
+      <w:r>
+        <w:t xml:space="preserve"> </w:t>
+      </w:r>
+      <w:r>
+        <w:rPr>
+          <w:rFonts w:ascii="Cambria Math" w:cs="Cambria Math" w:eastAsia="Cambria Math" w:hAnsi="Cambria Math"/>
+        </w:rPr>
+        <w:t xml:space="preserve">Π</w:t>
+      </w:r>
+      <w:r>
+        <w:t xml:space="preserve">_ID(teaches)</w:t>
       </w:r>
     </w:p>
     <w:p>
@@ -966,7 +1053,34 @@
         <w:t xml:space="preserve">A. </w:t>
       </w:r>
       <w:r>
-        <w:t xml:space="preserve">{t | t ∈ student ∧ ¬ (t[dept_name] = 'Physics')}</w:t>
+        <w:t xml:space="preserve">{t | t </w:t>
+      </w:r>
+      <w:r>
+        <w:rPr>
+          <w:rFonts w:ascii="Cambria Math" w:cs="Cambria Math" w:eastAsia="Cambria Math" w:hAnsi="Cambria Math"/>
+        </w:rPr>
+        <w:t xml:space="preserve">∈</w:t>
+      </w:r>
+      <w:r>
+        <w:t xml:space="preserve"> student </w:t>
+      </w:r>
+      <w:r>
+        <w:rPr>
+          <w:rFonts w:ascii="Cambria Math" w:cs="Cambria Math" w:eastAsia="Cambria Math" w:hAnsi="Cambria Math"/>
+        </w:rPr>
+        <w:t xml:space="preserve">∧</w:t>
+      </w:r>
+      <w:r>
+        <w:t xml:space="preserve"> </w:t>
+      </w:r>
+      <w:r>
+        <w:rPr>
+          <w:rFonts w:ascii="Cambria Math" w:cs="Cambria Math" w:eastAsia="Cambria Math" w:hAnsi="Cambria Math"/>
+        </w:rPr>
+        <w:t xml:space="preserve">¬</w:t>
+      </w:r>
+      <w:r>
+        <w:t xml:space="preserve"> (t[dept_name] = 'Physics')}</w:t>
       </w:r>
     </w:p>
     <w:p>
@@ -983,7 +1097,25 @@
         <w:t xml:space="preserve">B. </w:t>
       </w:r>
       <w:r>
-        <w:t xml:space="preserve">{t | ∃ s ∈ student (t[ID] = s[ID])}</w:t>
+        <w:t xml:space="preserve">{t | </w:t>
+      </w:r>
+      <w:r>
+        <w:rPr>
+          <w:rFonts w:ascii="Cambria Math" w:cs="Cambria Math" w:eastAsia="Cambria Math" w:hAnsi="Cambria Math"/>
+        </w:rPr>
+        <w:t xml:space="preserve">∃</w:t>
+      </w:r>
+      <w:r>
+        <w:t xml:space="preserve"> s </w:t>
+      </w:r>
+      <w:r>
+        <w:rPr>
+          <w:rFonts w:ascii="Cambria Math" w:cs="Cambria Math" w:eastAsia="Cambria Math" w:hAnsi="Cambria Math"/>
+        </w:rPr>
+        <w:t xml:space="preserve">∈</w:t>
+      </w:r>
+      <w:r>
+        <w:t xml:space="preserve"> student (t[ID] = s[ID])}</w:t>
       </w:r>
     </w:p>
     <w:p>
@@ -1000,7 +1132,25 @@
         <w:t xml:space="preserve">C. </w:t>
       </w:r>
       <w:r>
-        <w:t xml:space="preserve">{t | ¬ (t ∈ student)}</w:t>
+        <w:t xml:space="preserve">{t | </w:t>
+      </w:r>
+      <w:r>
+        <w:rPr>
+          <w:rFonts w:ascii="Cambria Math" w:cs="Cambria Math" w:eastAsia="Cambria Math" w:hAnsi="Cambria Math"/>
+        </w:rPr>
+        <w:t xml:space="preserve">¬</w:t>
+      </w:r>
+      <w:r>
+        <w:t xml:space="preserve"> (t </w:t>
+      </w:r>
+      <w:r>
+        <w:rPr>
+          <w:rFonts w:ascii="Cambria Math" w:cs="Cambria Math" w:eastAsia="Cambria Math" w:hAnsi="Cambria Math"/>
+        </w:rPr>
+        <w:t xml:space="preserve">∈</w:t>
+      </w:r>
+      <w:r>
+        <w:t xml:space="preserve"> student)}</w:t>
       </w:r>
     </w:p>
     <w:p>
@@ -1017,7 +1167,25 @@
         <w:t xml:space="preserve">D. </w:t>
       </w:r>
       <w:r>
-        <w:t xml:space="preserve">{t | t ∈ student ∧ t[tot_cred] &gt; 100}</w:t>
+        <w:t xml:space="preserve">{t | t </w:t>
+      </w:r>
+      <w:r>
+        <w:rPr>
+          <w:rFonts w:ascii="Cambria Math" w:cs="Cambria Math" w:eastAsia="Cambria Math" w:hAnsi="Cambria Math"/>
+        </w:rPr>
+        <w:t xml:space="preserve">∈</w:t>
+      </w:r>
+      <w:r>
+        <w:t xml:space="preserve"> student </w:t>
+      </w:r>
+      <w:r>
+        <w:rPr>
+          <w:rFonts w:ascii="Cambria Math" w:cs="Cambria Math" w:eastAsia="Cambria Math" w:hAnsi="Cambria Math"/>
+        </w:rPr>
+        <w:t xml:space="preserve">∧</w:t>
+      </w:r>
+      <w:r>
+        <w:t xml:space="preserve"> t[tot_cred] &gt; 100}</w:t>
       </w:r>
     </w:p>
     <w:p>
@@ -1545,7 +1713,40 @@
         <w:t xml:space="preserve">A. </w:t>
       </w:r>
       <w:r>
-        <w:t xml:space="preserve">σ_name(instructor) − σ_salary≤90000(instructor)</w:t>
+        <w:rPr>
+          <w:rFonts w:ascii="Cambria Math" w:cs="Cambria Math" w:eastAsia="Cambria Math" w:hAnsi="Cambria Math"/>
+        </w:rPr>
+        <w:t xml:space="preserve">σ</w:t>
+      </w:r>
+      <w:r>
+        <w:t xml:space="preserve">_name(instructor) </w:t>
+      </w:r>
+      <w:r>
+        <w:rPr>
+          <w:rFonts w:ascii="Cambria Math" w:cs="Cambria Math" w:eastAsia="Cambria Math" w:hAnsi="Cambria Math"/>
+        </w:rPr>
+        <w:t xml:space="preserve">−</w:t>
+      </w:r>
+      <w:r>
+        <w:t xml:space="preserve"> </w:t>
+      </w:r>
+      <w:r>
+        <w:rPr>
+          <w:rFonts w:ascii="Cambria Math" w:cs="Cambria Math" w:eastAsia="Cambria Math" w:hAnsi="Cambria Math"/>
+        </w:rPr>
+        <w:t xml:space="preserve">σ</w:t>
+      </w:r>
+      <w:r>
+        <w:t xml:space="preserve">_salary</w:t>
+      </w:r>
+      <w:r>
+        <w:rPr>
+          <w:rFonts w:ascii="Cambria Math" w:cs="Cambria Math" w:eastAsia="Cambria Math" w:hAnsi="Cambria Math"/>
+        </w:rPr>
+        <w:t xml:space="preserve">≤</w:t>
+      </w:r>
+      <w:r>
+        <w:t xml:space="preserve">90000(instructor)</w:t>
       </w:r>
     </w:p>
     <w:p>
@@ -1562,7 +1763,22 @@
         <w:t xml:space="preserve">B. </w:t>
       </w:r>
       <w:r>
-        <w:t xml:space="preserve">σ_salary&gt;90000(Π_name(instructor))</w:t>
+        <w:rPr>
+          <w:rFonts w:ascii="Cambria Math" w:cs="Cambria Math" w:eastAsia="Cambria Math" w:hAnsi="Cambria Math"/>
+        </w:rPr>
+        <w:t xml:space="preserve">σ</w:t>
+      </w:r>
+      <w:r>
+        <w:t xml:space="preserve">_salary&gt;90000(</w:t>
+      </w:r>
+      <w:r>
+        <w:rPr>
+          <w:rFonts w:ascii="Cambria Math" w:cs="Cambria Math" w:eastAsia="Cambria Math" w:hAnsi="Cambria Math"/>
+        </w:rPr>
+        <w:t xml:space="preserve">Π</w:t>
+      </w:r>
+      <w:r>
+        <w:t xml:space="preserve">_name(instructor))</w:t>
       </w:r>
     </w:p>
     <w:p>
@@ -1579,7 +1795,22 @@
         <w:t xml:space="preserve">C. </w:t>
       </w:r>
       <w:r>
-        <w:t xml:space="preserve">Π_salary&gt;90000(σ_name(instructor))</w:t>
+        <w:rPr>
+          <w:rFonts w:ascii="Cambria Math" w:cs="Cambria Math" w:eastAsia="Cambria Math" w:hAnsi="Cambria Math"/>
+        </w:rPr>
+        <w:t xml:space="preserve">Π</w:t>
+      </w:r>
+      <w:r>
+        <w:t xml:space="preserve">_salary&gt;90000(</w:t>
+      </w:r>
+      <w:r>
+        <w:rPr>
+          <w:rFonts w:ascii="Cambria Math" w:cs="Cambria Math" w:eastAsia="Cambria Math" w:hAnsi="Cambria Math"/>
+        </w:rPr>
+        <w:t xml:space="preserve">σ</w:t>
+      </w:r>
+      <w:r>
+        <w:t xml:space="preserve">_name(instructor))</w:t>
       </w:r>
     </w:p>
     <w:p>
@@ -1596,7 +1827,22 @@
         <w:t xml:space="preserve">D. </w:t>
       </w:r>
       <w:r>
-        <w:t xml:space="preserve">Π_name(σ_salary&gt;90000(instructor))</w:t>
+        <w:rPr>
+          <w:rFonts w:ascii="Cambria Math" w:cs="Cambria Math" w:eastAsia="Cambria Math" w:hAnsi="Cambria Math"/>
+        </w:rPr>
+        <w:t xml:space="preserve">Π</w:t>
+      </w:r>
+      <w:r>
+        <w:t xml:space="preserve">_name(</w:t>
+      </w:r>
+      <w:r>
+        <w:rPr>
+          <w:rFonts w:ascii="Cambria Math" w:cs="Cambria Math" w:eastAsia="Cambria Math" w:hAnsi="Cambria Math"/>
+        </w:rPr>
+        <w:t xml:space="preserve">σ</w:t>
+      </w:r>
+      <w:r>
+        <w:t xml:space="preserve">_salary&gt;90000(instructor))</w:t>
       </w:r>
     </w:p>
     <w:p>
